--- a/assets/downloads/simulation-23/instructions-for-proctors.docx
+++ b/assets/downloads/simulation-23/instructions-for-proctors.docx
@@ -472,6 +472,7 @@
         <w:rPr>
           <w:color w:val="000000"/>
         </w:rPr>
+        <w:pageBreakBefore/>
       </w:pPr>
       <w:r>
         <w:rPr>
@@ -1334,6 +1335,7 @@
         <w:rPr>
           <w:color w:val="000000"/>
         </w:rPr>
+        <w:pageBreakBefore/>
       </w:pPr>
       <w:r>
         <w:rPr>
